--- a/HRCP-KKU-Academic/src/main/resources/templates/docx/Phase2/p2doc_8.docx
+++ b/HRCP-KKU-Academic/src/main/resources/templates/docx/Phase2/p2doc_8.docx
@@ -2645,12 +2645,13 @@
         <w:ind w:left="0" w:firstLine="0"/>
         <w:jc w:val="left"/>
         <w:rPr>
-          <w:rFonts w:ascii="TH Sarabun New" w:hAnsi="TH Sarabun New" w:cs="TH Sarabun New"/>
+          <w:rFonts w:ascii="TH Sarabun New" w:hAnsi="TH Sarabun New" w:cs="TH Sarabun New" w:hint="cs"/>
           <w:b/>
           <w:bCs/>
           <w:sz w:val="32"/>
           <w:szCs w:val="32"/>
           <w:u w:val="single"/>
+          <w:cs/>
         </w:rPr>
       </w:pPr>
     </w:p>

--- a/HRCP-KKU-Academic/src/main/resources/templates/docx/Phase2/p2doc_8.docx
+++ b/HRCP-KKU-Academic/src/main/resources/templates/docx/Phase2/p2doc_8.docx
@@ -202,6 +202,7 @@
     <w:p>
       <w:pPr>
         <w:ind w:left="0" w:firstLine="0"/>
+        <w:jc w:val="thaiDistribute"/>
         <w:rPr>
           <w:rFonts w:ascii="TH Sarabun New" w:hAnsi="TH Sarabun New" w:cs="TH Sarabun New"/>
           <w:b/>
@@ -332,6 +333,7 @@
     <w:p>
       <w:pPr>
         <w:ind w:left="0" w:firstLine="0"/>
+        <w:jc w:val="thaiDistribute"/>
         <w:rPr>
           <w:rFonts w:ascii="TH Sarabun New" w:hAnsi="TH Sarabun New" w:cs="TH Sarabun New"/>
           <w:sz w:val="32"/>
@@ -497,6 +499,7 @@
     <w:p>
       <w:pPr>
         <w:ind w:left="0" w:firstLine="0"/>
+        <w:jc w:val="thaiDistribute"/>
         <w:rPr>
           <w:rFonts w:ascii="TH Sarabun New" w:hAnsi="TH Sarabun New" w:cs="TH Sarabun New"/>
           <w:sz w:val="32"/>
@@ -556,6 +559,7 @@
     <w:p>
       <w:pPr>
         <w:ind w:left="0" w:firstLine="0"/>
+        <w:jc w:val="thaiDistribute"/>
         <w:rPr>
           <w:rFonts w:ascii="TH Sarabun New" w:hAnsi="TH Sarabun New" w:cs="TH Sarabun New"/>
           <w:sz w:val="32"/>
@@ -691,6 +695,7 @@
     <w:p>
       <w:pPr>
         <w:ind w:left="0" w:firstLine="0"/>
+        <w:jc w:val="thaiDistribute"/>
         <w:rPr>
           <w:rFonts w:ascii="TH Sarabun New" w:eastAsia="Times New Roman" w:hAnsi="TH Sarabun New" w:cs="TH Sarabun New"/>
           <w:b/>
@@ -775,6 +780,7 @@
     <w:p>
       <w:pPr>
         <w:ind w:left="0" w:right="-590" w:firstLine="0"/>
+        <w:jc w:val="thaiDistribute"/>
         <w:rPr>
           <w:rFonts w:ascii="TH Sarabun New" w:hAnsi="TH Sarabun New" w:cs="TH Sarabun New"/>
           <w:b/>
@@ -956,6 +962,7 @@
     <w:p>
       <w:pPr>
         <w:ind w:left="0" w:firstLine="0"/>
+        <w:jc w:val="thaiDistribute"/>
         <w:rPr>
           <w:rFonts w:ascii="TH Sarabun New" w:eastAsia="Times New Roman" w:hAnsi="TH Sarabun New" w:cs="TH Sarabun New"/>
           <w:spacing w:val="-14"/>
@@ -4680,7 +4687,7 @@
     <w:p>
       <w:pPr>
         <w:ind w:left="5760" w:firstLine="0"/>
-        <w:jc w:val="both"/>
+        <w:jc w:val="thaiDistribute"/>
         <w:rPr>
           <w:rFonts w:ascii="TH Sarabun New" w:hAnsi="TH Sarabun New" w:cs="TH Sarabun New"/>
           <w:sz w:val="32"/>
@@ -4701,7 +4708,7 @@
     <w:p>
       <w:pPr>
         <w:ind w:left="5760" w:firstLine="720"/>
-        <w:jc w:val="both"/>
+        <w:jc w:val="thaiDistribute"/>
         <w:rPr>
           <w:rFonts w:ascii="TH Sarabun New" w:hAnsi="TH Sarabun New" w:cs="TH Sarabun New"/>
           <w:sz w:val="32"/>
@@ -4730,7 +4737,7 @@
     <w:p>
       <w:pPr>
         <w:ind w:left="5760" w:firstLine="720"/>
-        <w:jc w:val="both"/>
+        <w:jc w:val="thaiDistribute"/>
         <w:rPr>
           <w:rFonts w:ascii="TH Sarabun New" w:hAnsi="TH Sarabun New" w:cs="TH Sarabun New"/>
           <w:sz w:val="32"/>
